--- a/fra/docx/60.content.docx
+++ b/fra/docx/60.content.docx
@@ -136,13 +136,6 @@
         <w:rPr>
           <w:lang w:val="fr_FR" w:bidi="fr_FR"/>
         </w:rPr>
-      </w:r>
-      <w:r>
-        <w:rPr>
-          <w:i/>
-          <w:lang w:val="fr_FR" w:bidi="fr_FR"/>
-        </w:rPr>
-        <w:t>1 Pierre 1.1, 1 Pierre 1.1 (#2), 1 Pierre 1.3, 1 Pierre 1.3 (#2), 1 Pierre 1.4, 1 Pierre 1.5, 1 Pierre 1.7 (#2), 1 Pierre 1.8, 1 Pierre 1.9, 1 Pierre 1.10, 1 Pierre 1.11, 1 Pierre 1.12, 1 Pierre 1.12 (#2), 1 Pierre 1.13–14, 1 Pierre 1.15–16, 1 Pierre 1.17, 1 Pierre 1.18, 1 Pierre 1.18–19, 1 Pierre 1.20, 1 Pierre 1.22, 1 Pierre 1.23, 1 Pierre 1.24, 1 Pierre 1.25, 1 Pierre 2.1, 1 Pierre 2.2, 1 Pierre 2.4–5, 1 Pierre 2.5, 1 Pierre 2.7–8, 1 Pierre 2.9–10, 1 Pierre 2.11–12, 1 Pierre 2.13–15, 1 Pierre 2.16, 1 Pierre 2.18–20, 1 Pierre 2.21–23, 1 Pierre 2.24, 1 Pierre 2.25, 1 Pierre 3.1, 1 Pierre 3.3–4, 1 Pierre 3.5–6, 1 Pierre 3.7, 1 Pierre 3.8–9, 1 Pierre 3.10–12, 1 Pierre 3.14, 1 Pierre 3.15, 1 Pierre 3.15–16, 1 Pierre 3.18, 1 Pierre 3.19–20, 1 Pierre 3.21, 1 Pierre 3.22, 1 Pierre 4.1, 1 Pierre 4.5, 1 Pierre 4.7, 1 Pierre 4.10–11, 1 Pierre 4.15, 1 Pierre 4.17–18, 1 Pierre 4.19, 1 Pierre 5.1, 1 Pierre 5.1–2, 1 Pierre 5.5, 1 Pierre 5.5–7, 1 Pierre 5.8, 1 Pierre 5.8–9, 1 Pierre 5.10, 1 Pierre 5.12, 1 Pierre 5.12 (#2), 1 Pierre 5.13–14</w:t>
       </w:r>
       <w:r>
         <w:rPr>

--- a/fra/docx/60.content.docx
+++ b/fra/docx/60.content.docx
@@ -123,19 +123,6 @@
           <w:lang w:val="fr_FR" w:bidi="fr_FR"/>
         </w:rPr>
         <w:t>1PE</w:t>
-      </w:r>
-      <w:r>
-        <w:rPr>
-          <w:lang w:val="fr_FR" w:bidi="fr_FR"/>
-        </w:rPr>
-      </w:r>
-    </w:p>
-    <w:p>
-      <w:pPr/>
-      <w:r>
-        <w:rPr>
-          <w:lang w:val="fr_FR" w:bidi="fr_FR"/>
-        </w:rPr>
       </w:r>
       <w:r>
         <w:rPr>

--- a/fra/docx/60.content.docx
+++ b/fra/docx/60.content.docx
@@ -19,7 +19,7 @@
         <w:rPr>
           <w:lang w:val="fr_FR" w:bidi="fr_FR"/>
         </w:rPr>
-        <w:t>Resource: Questions de Traduction (unfoldingWord)</w:t>
+        <w:t>Resource: unfoldingWord® Translation Questions</w:t>
       </w:r>
       <w:r>
         <w:rPr>
@@ -85,7 +85,7 @@
         <w:rPr>
           <w:lang w:val="fr_FR" w:bidi="fr_FR"/>
         </w:rPr>
-        <w:t>Questions de Traduction (unfoldingWord)</w:t>
+        <w:t>unfoldingWord® Translation Questions</w:t>
       </w:r>
     </w:p>
     <w:p>

--- a/fra/docx/60.content.docx
+++ b/fra/docx/60.content.docx
@@ -652,6 +652,69 @@
         <w:rPr>
           <w:lang w:val="fr_FR" w:bidi="fr_FR"/>
         </w:rPr>
+        <w:t>1 Pierre 1.6–7</w:t>
+      </w:r>
+      <w:r>
+        <w:rPr>
+          <w:lang w:val="fr_FR" w:bidi="fr_FR"/>
+        </w:rPr>
+      </w:r>
+    </w:p>
+    <w:p>
+      <w:pPr/>
+      <w:r>
+        <w:rPr>
+          <w:lang w:val="fr_FR" w:bidi="fr_FR"/>
+        </w:rPr>
+      </w:r>
+      <w:r>
+        <w:rPr>
+          <w:b/>
+          <w:lang w:val="fr_FR" w:bidi="fr_FR"/>
+        </w:rPr>
+        <w:t>Pourquoi était-il nécessaire pour eux d'être attristés par divers épreuves ?</w:t>
+      </w:r>
+    </w:p>
+    <w:p>
+      <w:pPr/>
+      <w:r>
+        <w:rPr>
+          <w:lang w:val="fr_FR" w:bidi="fr_FR"/>
+        </w:rPr>
+      </w:r>
+      <w:r>
+        <w:rPr>
+          <w:lang w:val="fr_FR" w:bidi="fr_FR"/>
+        </w:rPr>
+        <w:t>Il était nécessaire que leur foi soit mise à l'épreuve et qu'elle aboutisse à la louange, à la gloire et à l'honneur lors de la révélation de Jésus-Christ.</w:t>
+      </w:r>
+      <w:r>
+        <w:rPr>
+          <w:lang w:val="fr_FR" w:bidi="fr_FR"/>
+        </w:rPr>
+      </w:r>
+      <w:r>
+        <w:rPr>
+          <w:lang w:val="fr_FR" w:bidi="fr_FR"/>
+        </w:rPr>
+      </w:r>
+    </w:p>
+    <w:p>
+      <w:pPr/>
+      <w:r>
+        <w:rPr>
+          <w:lang w:val="fr_FR" w:bidi="fr_FR"/>
+        </w:rPr>
+      </w:r>
+    </w:p>
+    <w:p>
+      <w:pPr>
+        <w:pStyle w:val="Heading2"/>
+      </w:pPr>
+      <w:r>
+        <w:rPr>
+          <w:lang w:val="fr_FR" w:bidi="fr_FR"/>
+        </w:rPr>
         <w:t>1 Pierre 1.8</w:t>
       </w:r>
       <w:r>
@@ -3640,6 +3703,107 @@
         <w:rPr>
           <w:lang w:val="fr_FR" w:bidi="fr_FR"/>
         </w:rPr>
+        <w:t>1 Pierre 4.3–4</w:t>
+      </w:r>
+      <w:r>
+        <w:rPr>
+          <w:lang w:val="fr_FR" w:bidi="fr_FR"/>
+        </w:rPr>
+      </w:r>
+    </w:p>
+    <w:p>
+      <w:pPr/>
+      <w:r>
+        <w:rPr>
+          <w:lang w:val="fr_FR" w:bidi="fr_FR"/>
+        </w:rPr>
+      </w:r>
+      <w:r>
+        <w:rPr>
+          <w:b/>
+          <w:lang w:val="fr_FR" w:bidi="fr_FR"/>
+        </w:rPr>
+        <w:t xml:space="preserve">Pourquoi les </w:t>
+      </w:r>
+      <w:r>
+        <w:rPr>
+          <w:b/>
+          <w:lang w:val="fr_FR" w:bidi="fr_FR"/>
+        </w:rPr>
+        <w:t xml:space="preserve">païens </w:t>
+      </w:r>
+      <w:r>
+        <w:rPr>
+          <w:b/>
+          <w:lang w:val="fr_FR" w:bidi="fr_FR"/>
+        </w:rPr>
+        <w:t>calomnient-ils les croyants ?</w:t>
+      </w:r>
+    </w:p>
+    <w:p>
+      <w:pPr/>
+      <w:r>
+        <w:rPr>
+          <w:lang w:val="fr_FR" w:bidi="fr_FR"/>
+        </w:rPr>
+      </w:r>
+      <w:r>
+        <w:rPr>
+          <w:lang w:val="fr_FR" w:bidi="fr_FR"/>
+        </w:rPr>
+        <w:t xml:space="preserve">Les </w:t>
+      </w:r>
+      <w:r>
+        <w:rPr>
+          <w:lang w:val="fr_FR" w:bidi="fr_FR"/>
+        </w:rPr>
+        <w:t xml:space="preserve">païens </w:t>
+      </w:r>
+      <w:r>
+        <w:rPr>
+          <w:lang w:val="fr_FR" w:bidi="fr_FR"/>
+        </w:rPr>
+        <w:t xml:space="preserve">calomnient les élus parce qu'ils ne marchent pas comme eux dans </w:t>
+      </w:r>
+      <w:r>
+        <w:rPr>
+          <w:lang w:val="fr_FR" w:bidi="fr_FR"/>
+        </w:rPr>
+        <w:t>la dissolution, les convoitises, l'ivrognerie, les excès du manger et du boire, et les idolâtries criminelles</w:t>
+      </w:r>
+      <w:r>
+        <w:rPr>
+          <w:lang w:val="fr_FR" w:bidi="fr_FR"/>
+        </w:rPr>
+        <w:t>.</w:t>
+      </w:r>
+      <w:r>
+        <w:rPr>
+          <w:lang w:val="fr_FR" w:bidi="fr_FR"/>
+        </w:rPr>
+      </w:r>
+      <w:r>
+        <w:rPr>
+          <w:lang w:val="fr_FR" w:bidi="fr_FR"/>
+        </w:rPr>
+      </w:r>
+    </w:p>
+    <w:p>
+      <w:pPr/>
+      <w:r>
+        <w:rPr>
+          <w:lang w:val="fr_FR" w:bidi="fr_FR"/>
+        </w:rPr>
+      </w:r>
+    </w:p>
+    <w:p>
+      <w:pPr>
+        <w:pStyle w:val="Heading2"/>
+      </w:pPr>
+      <w:r>
+        <w:rPr>
+          <w:lang w:val="fr_FR" w:bidi="fr_FR"/>
+        </w:rPr>
         <w:t>1 Pierre 4.5</w:t>
       </w:r>
       <w:r>
@@ -3807,6 +3971,69 @@
           <w:lang w:val="fr_FR" w:bidi="fr_FR"/>
         </w:rPr>
         <w:t>afin qu’en toutes choses Dieu soit glorifié par Jésus-Christ.</w:t>
+      </w:r>
+      <w:r>
+        <w:rPr>
+          <w:lang w:val="fr_FR" w:bidi="fr_FR"/>
+        </w:rPr>
+      </w:r>
+      <w:r>
+        <w:rPr>
+          <w:lang w:val="fr_FR" w:bidi="fr_FR"/>
+        </w:rPr>
+      </w:r>
+    </w:p>
+    <w:p>
+      <w:pPr/>
+      <w:r>
+        <w:rPr>
+          <w:lang w:val="fr_FR" w:bidi="fr_FR"/>
+        </w:rPr>
+      </w:r>
+    </w:p>
+    <w:p>
+      <w:pPr>
+        <w:pStyle w:val="Heading2"/>
+      </w:pPr>
+      <w:r>
+        <w:rPr>
+          <w:lang w:val="fr_FR" w:bidi="fr_FR"/>
+        </w:rPr>
+        <w:t>1 Pierre 4.13–14</w:t>
+      </w:r>
+      <w:r>
+        <w:rPr>
+          <w:lang w:val="fr_FR" w:bidi="fr_FR"/>
+        </w:rPr>
+      </w:r>
+    </w:p>
+    <w:p>
+      <w:pPr/>
+      <w:r>
+        <w:rPr>
+          <w:lang w:val="fr_FR" w:bidi="fr_FR"/>
+        </w:rPr>
+      </w:r>
+      <w:r>
+        <w:rPr>
+          <w:b/>
+          <w:lang w:val="fr_FR" w:bidi="fr_FR"/>
+        </w:rPr>
+        <w:t>Pourquoi les croyants doivent-ils se réjouir de leur part aux souffrances de Christ ou quand ils sont outragés pour le nom de Christ ?</w:t>
+      </w:r>
+    </w:p>
+    <w:p>
+      <w:pPr/>
+      <w:r>
+        <w:rPr>
+          <w:lang w:val="fr_FR" w:bidi="fr_FR"/>
+        </w:rPr>
+      </w:r>
+      <w:r>
+        <w:rPr>
+          <w:lang w:val="fr_FR" w:bidi="fr_FR"/>
+        </w:rPr>
+        <w:t>Parce qu'ils sont heureux, et parce que l'Esprit de gloire, l'Esprit de Dieu, repose sur eux.</w:t>
       </w:r>
       <w:r>
         <w:rPr>
